--- a/docs/documents/03-用户故事地图.docx
+++ b/docs/documents/03-用户故事地图.docx
@@ -1420,7 +1420,7 @@
                 <w:b w:val="0"/>
                 <w:sz w:val="21"/>
               </w:rPr>
-              <w:t>作为普通用户，我希望创建每周重复预约，以便处理例会场景。</w:t>
+              <w:t>作为接口预留能力，后端保留每周周期预约接口，以便后续扩展例会场景。</w:t>
             </w:r>
           </w:p>
         </w:tc>
